--- a/build/gal_electric_color_code_1.docx
+++ b/build/gal_electric_color_code_1.docx
@@ -74,7 +74,7 @@
       <w:r>
         <w:t>b)</w:t>
         <w:tab/>
-        <w:t>1 KΩ</w:t>
+        <w:t>10000 Ω</w:t>
       </w:r>
     </w:p>
     <w:p>
@@ -84,7 +84,7 @@
       <w:r>
         <w:t>c)</w:t>
         <w:tab/>
-        <w:t>10000 Ω</w:t>
+        <w:t>1 KΩ</w:t>
       </w:r>
     </w:p>
     <w:p>
@@ -151,6 +151,16 @@
       <w:r>
         <w:t>a)</w:t>
         <w:tab/>
+        <w:t>1 MΩ</w:t>
+      </w:r>
+    </w:p>
+    <w:p>
+      <w:pPr>
+        <w:pStyle w:val="Choice"/>
+      </w:pPr>
+      <w:r>
+        <w:t>b)</w:t>
+        <w:tab/>
         <w:t>10000000 Ω</w:t>
       </w:r>
     </w:p>
@@ -159,9 +169,9 @@
         <w:pStyle w:val="Choice"/>
       </w:pPr>
       <w:r>
-        <w:t>b)</w:t>
+        <w:t>c)</w:t>
         <w:tab/>
-        <w:t>1 MΩ</w:t>
+        <w:t>10 MΩ</w:t>
       </w:r>
     </w:p>
     <w:p>
@@ -169,19 +179,9 @@
         <w:pStyle w:val="Choice"/>
       </w:pPr>
       <w:r>
-        <w:t>c)</w:t>
+        <w:t>d)</w:t>
         <w:tab/>
         <w:t>100KΩ</w:t>
-      </w:r>
-    </w:p>
-    <w:p>
-      <w:pPr>
-        <w:pStyle w:val="Choice"/>
-      </w:pPr>
-      <w:r>
-        <w:t>d)</w:t>
-        <w:tab/>
-        <w:t>10 MΩ</w:t>
       </w:r>
     </w:p>
     <w:p>
@@ -248,7 +248,7 @@
       <w:r>
         <w:t>b)</w:t>
         <w:tab/>
-        <w:t>220 Ω</w:t>
+        <w:t>2200 Ω</w:t>
       </w:r>
     </w:p>
     <w:p>
@@ -258,7 +258,7 @@
       <w:r>
         <w:t>c)</w:t>
         <w:tab/>
-        <w:t>2200 Ω</w:t>
+        <w:t>220 Ω</w:t>
       </w:r>
     </w:p>
     <w:p>
@@ -325,7 +325,7 @@
       <w:r>
         <w:t>a)</w:t>
         <w:tab/>
-        <w:t>270 Ω</w:t>
+        <w:t>27000 Ω</w:t>
       </w:r>
     </w:p>
     <w:p>
@@ -335,7 +335,7 @@
       <w:r>
         <w:t>b)</w:t>
         <w:tab/>
-        <w:t>27000 Ω</w:t>
+        <w:t>270 Ω</w:t>
       </w:r>
     </w:p>
     <w:p>
@@ -432,7 +432,7 @@
       <w:r>
         <w:t>c)</w:t>
         <w:tab/>
-        <w:t>3 KΩ</w:t>
+        <w:t>0,3 Ω</w:t>
       </w:r>
     </w:p>
     <w:p>
@@ -442,7 +442,7 @@
       <w:r>
         <w:t>d)</w:t>
         <w:tab/>
-        <w:t>0,3 Ω</w:t>
+        <w:t>3 KΩ</w:t>
       </w:r>
     </w:p>
     <w:p>
@@ -499,6 +499,16 @@
       <w:r>
         <w:t>a)</w:t>
         <w:tab/>
+        <w:t>100 KΩ</w:t>
+      </w:r>
+    </w:p>
+    <w:p>
+      <w:pPr>
+        <w:pStyle w:val="Choice"/>
+      </w:pPr>
+      <w:r>
+        <w:t>b)</w:t>
+        <w:tab/>
         <w:t>10 KΩ</w:t>
       </w:r>
     </w:p>
@@ -507,9 +517,9 @@
         <w:pStyle w:val="Choice"/>
       </w:pPr>
       <w:r>
-        <w:t>b)</w:t>
+        <w:t>c)</w:t>
         <w:tab/>
-        <w:t>103 Ω</w:t>
+        <w:t>1 KΩ</w:t>
       </w:r>
     </w:p>
     <w:p>
@@ -517,19 +527,9 @@
         <w:pStyle w:val="Choice"/>
       </w:pPr>
       <w:r>
-        <w:t>c)</w:t>
-        <w:tab/>
-        <w:t>100 KΩ</w:t>
-      </w:r>
-    </w:p>
-    <w:p>
-      <w:pPr>
-        <w:pStyle w:val="Choice"/>
-      </w:pPr>
-      <w:r>
         <w:t>d)</w:t>
         <w:tab/>
-        <w:t>1 KΩ</w:t>
+        <w:t>103 Ω</w:t>
       </w:r>
     </w:p>
     <w:p>
@@ -586,7 +586,7 @@
       <w:r>
         <w:t>a)</w:t>
         <w:tab/>
-        <w:t>1500 Ω</w:t>
+        <w:t>1,5 KΩ</w:t>
       </w:r>
     </w:p>
     <w:p>
@@ -595,6 +595,16 @@
       </w:pPr>
       <w:r>
         <w:t>b)</w:t>
+        <w:tab/>
+        <w:t>150 Ω</w:t>
+      </w:r>
+    </w:p>
+    <w:p>
+      <w:pPr>
+        <w:pStyle w:val="Choice"/>
+      </w:pPr>
+      <w:r>
+        <w:t>c)</w:t>
         <w:tab/>
         <w:t>15000 Ω</w:t>
       </w:r>
@@ -604,19 +614,9 @@
         <w:pStyle w:val="Choice"/>
       </w:pPr>
       <w:r>
-        <w:t>c)</w:t>
-        <w:tab/>
-        <w:t>150 Ω</w:t>
-      </w:r>
-    </w:p>
-    <w:p>
-      <w:pPr>
-        <w:pStyle w:val="Choice"/>
-      </w:pPr>
-      <w:r>
         <w:t>d)</w:t>
         <w:tab/>
-        <w:t>1,5 KΩ</w:t>
+        <w:t>1500 Ω</w:t>
       </w:r>
     </w:p>
     <w:p>
@@ -683,16 +683,6 @@
       <w:r>
         <w:t>b)</w:t>
         <w:tab/>
-        <w:t>3,3 Ω</w:t>
-      </w:r>
-    </w:p>
-    <w:p>
-      <w:pPr>
-        <w:pStyle w:val="Choice"/>
-      </w:pPr>
-      <w:r>
-        <w:t>c)</w:t>
-        <w:tab/>
         <w:t>0,33 Ω</w:t>
       </w:r>
     </w:p>
@@ -701,9 +691,19 @@
         <w:pStyle w:val="Choice"/>
       </w:pPr>
       <w:r>
+        <w:t>c)</w:t>
+        <w:tab/>
+        <w:t>33 Ω</w:t>
+      </w:r>
+    </w:p>
+    <w:p>
+      <w:pPr>
+        <w:pStyle w:val="Choice"/>
+      </w:pPr>
+      <w:r>
         <w:t>d)</w:t>
         <w:tab/>
-        <w:t>33 Ω</w:t>
+        <w:t>3,3 Ω</w:t>
       </w:r>
     </w:p>
     <w:p>
@@ -760,7 +760,7 @@
       <w:r>
         <w:t>a)</w:t>
         <w:tab/>
-        <w:t>82000000 Ω</w:t>
+        <w:t>8200000Ω</w:t>
       </w:r>
     </w:p>
     <w:p>
@@ -769,16 +769,6 @@
       </w:pPr>
       <w:r>
         <w:t>b)</w:t>
-        <w:tab/>
-        <w:t>820000000 Ω</w:t>
-      </w:r>
-    </w:p>
-    <w:p>
-      <w:pPr>
-        <w:pStyle w:val="Choice"/>
-      </w:pPr>
-      <w:r>
-        <w:t>c)</w:t>
         <w:tab/>
         <w:t>820 MΩ</w:t>
       </w:r>
@@ -788,9 +778,19 @@
         <w:pStyle w:val="Choice"/>
       </w:pPr>
       <w:r>
+        <w:t>c)</w:t>
+        <w:tab/>
+        <w:t>82000000 Ω</w:t>
+      </w:r>
+    </w:p>
+    <w:p>
+      <w:pPr>
+        <w:pStyle w:val="Choice"/>
+      </w:pPr>
+      <w:r>
         <w:t>d)</w:t>
         <w:tab/>
-        <w:t>8200000Ω</w:t>
+        <w:t>820000000 Ω</w:t>
       </w:r>
     </w:p>
     <w:p>
@@ -847,6 +847,16 @@
       <w:r>
         <w:t>a)</w:t>
         <w:tab/>
+        <w:t>101 Ω</w:t>
+      </w:r>
+    </w:p>
+    <w:p>
+      <w:pPr>
+        <w:pStyle w:val="Choice"/>
+      </w:pPr>
+      <w:r>
+        <w:t>b)</w:t>
+        <w:tab/>
         <w:t>10 Ω</w:t>
       </w:r>
     </w:p>
@@ -855,7 +865,7 @@
         <w:pStyle w:val="Choice"/>
       </w:pPr>
       <w:r>
-        <w:t>b)</w:t>
+        <w:t>c)</w:t>
         <w:tab/>
         <w:t>1000 Ω</w:t>
       </w:r>
@@ -865,19 +875,9 @@
         <w:pStyle w:val="Choice"/>
       </w:pPr>
       <w:r>
-        <w:t>c)</w:t>
+        <w:t>d)</w:t>
         <w:tab/>
         <w:t>100 Ω</w:t>
-      </w:r>
-    </w:p>
-    <w:p>
-      <w:pPr>
-        <w:pStyle w:val="Choice"/>
-      </w:pPr>
-      <w:r>
-        <w:t>d)</w:t>
-        <w:tab/>
-        <w:t>101 Ω</w:t>
       </w:r>
     </w:p>
     <w:p>
@@ -944,6 +944,16 @@
       <w:r>
         <w:t>b)</w:t>
         <w:tab/>
+        <w:t>22 Ω</w:t>
+      </w:r>
+    </w:p>
+    <w:p>
+      <w:pPr>
+        <w:pStyle w:val="Choice"/>
+      </w:pPr>
+      <w:r>
+        <w:t>c)</w:t>
+        <w:tab/>
         <w:t>220 Ω</w:t>
       </w:r>
     </w:p>
@@ -952,19 +962,9 @@
         <w:pStyle w:val="Choice"/>
       </w:pPr>
       <w:r>
-        <w:t>c)</w:t>
+        <w:t>d)</w:t>
         <w:tab/>
         <w:t>222 Ω</w:t>
-      </w:r>
-    </w:p>
-    <w:p>
-      <w:pPr>
-        <w:pStyle w:val="Choice"/>
-      </w:pPr>
-      <w:r>
-        <w:t>d)</w:t>
-        <w:tab/>
-        <w:t>22 Ω</w:t>
       </w:r>
     </w:p>
     <w:p>
@@ -1021,7 +1021,7 @@
       <w:r>
         <w:t>a)</w:t>
         <w:tab/>
-        <w:t>33 Ω</w:t>
+        <w:t>0,033 KΩ</w:t>
       </w:r>
     </w:p>
     <w:p>
@@ -1041,7 +1041,7 @@
       <w:r>
         <w:t>c)</w:t>
         <w:tab/>
-        <w:t>0,033 KΩ</w:t>
+        <w:t>33 Ω</w:t>
       </w:r>
     </w:p>
     <w:p>
@@ -1118,6 +1118,16 @@
       <w:r>
         <w:t>b)</w:t>
         <w:tab/>
+        <w:t>4,7 KΩ</w:t>
+      </w:r>
+    </w:p>
+    <w:p>
+      <w:pPr>
+        <w:pStyle w:val="Choice"/>
+      </w:pPr>
+      <w:r>
+        <w:t>c)</w:t>
+        <w:tab/>
         <w:t>47 KΩ</w:t>
       </w:r>
     </w:p>
@@ -1126,19 +1136,9 @@
         <w:pStyle w:val="Choice"/>
       </w:pPr>
       <w:r>
-        <w:t>c)</w:t>
+        <w:t>d)</w:t>
         <w:tab/>
         <w:t>470 KΩ</w:t>
-      </w:r>
-    </w:p>
-    <w:p>
-      <w:pPr>
-        <w:pStyle w:val="Choice"/>
-      </w:pPr>
-      <w:r>
-        <w:t>d)</w:t>
-        <w:tab/>
-        <w:t>4,7 KΩ</w:t>
       </w:r>
     </w:p>
     <w:p>
@@ -1195,16 +1195,6 @@
       <w:r>
         <w:t>a)</w:t>
         <w:tab/>
-        <w:t>47 Ω</w:t>
-      </w:r>
-    </w:p>
-    <w:p>
-      <w:pPr>
-        <w:pStyle w:val="Choice"/>
-      </w:pPr>
-      <w:r>
-        <w:t>b)</w:t>
-        <w:tab/>
         <w:t>47 KΩ</w:t>
       </w:r>
     </w:p>
@@ -1213,9 +1203,19 @@
         <w:pStyle w:val="Choice"/>
       </w:pPr>
       <w:r>
+        <w:t>b)</w:t>
+        <w:tab/>
+        <w:t>470 Ω</w:t>
+      </w:r>
+    </w:p>
+    <w:p>
+      <w:pPr>
+        <w:pStyle w:val="Choice"/>
+      </w:pPr>
+      <w:r>
         <w:t>c)</w:t>
         <w:tab/>
-        <w:t>470 Ω</w:t>
+        <w:t>47 Ω</w:t>
       </w:r>
     </w:p>
     <w:p>
@@ -1282,6 +1282,26 @@
       <w:r>
         <w:t>a)</w:t>
         <w:tab/>
+        <w:t>vermello - laranxa - marrón</w:t>
+      </w:r>
+    </w:p>
+    <w:p>
+      <w:pPr>
+        <w:pStyle w:val="Choice"/>
+      </w:pPr>
+      <w:r>
+        <w:t>b)</w:t>
+        <w:tab/>
+        <w:t>laranxa - marrón - laranxa</w:t>
+      </w:r>
+    </w:p>
+    <w:p>
+      <w:pPr>
+        <w:pStyle w:val="Choice"/>
+      </w:pPr>
+      <w:r>
+        <w:t>c)</w:t>
+        <w:tab/>
         <w:t>laranxa - laranxa - negro</w:t>
       </w:r>
     </w:p>
@@ -1290,29 +1310,9 @@
         <w:pStyle w:val="Choice"/>
       </w:pPr>
       <w:r>
-        <w:t>b)</w:t>
+        <w:t>d)</w:t>
         <w:tab/>
         <w:t>laranxa - laranxa - marrón</w:t>
-      </w:r>
-    </w:p>
-    <w:p>
-      <w:pPr>
-        <w:pStyle w:val="Choice"/>
-      </w:pPr>
-      <w:r>
-        <w:t>c)</w:t>
-        <w:tab/>
-        <w:t>vermello - laranxa - marrón</w:t>
-      </w:r>
-    </w:p>
-    <w:p>
-      <w:pPr>
-        <w:pStyle w:val="Choice"/>
-      </w:pPr>
-      <w:r>
-        <w:t>d)</w:t>
-        <w:tab/>
-        <w:t>laranxa - marrón - laranxa</w:t>
       </w:r>
     </w:p>
     <w:p>
@@ -1369,16 +1369,6 @@
       <w:r>
         <w:t>a)</w:t>
         <w:tab/>
-        <w:t>laranxa - laranxa - negro</w:t>
-      </w:r>
-    </w:p>
-    <w:p>
-      <w:pPr>
-        <w:pStyle w:val="Choice"/>
-      </w:pPr>
-      <w:r>
-        <w:t>b)</w:t>
-        <w:tab/>
         <w:t>laranxa - negro - laranxa</w:t>
       </w:r>
     </w:p>
@@ -1387,9 +1377,19 @@
         <w:pStyle w:val="Choice"/>
       </w:pPr>
       <w:r>
+        <w:t>b)</w:t>
+        <w:tab/>
+        <w:t>laranxa - negro - negro</w:t>
+      </w:r>
+    </w:p>
+    <w:p>
+      <w:pPr>
+        <w:pStyle w:val="Choice"/>
+      </w:pPr>
+      <w:r>
         <w:t>c)</w:t>
         <w:tab/>
-        <w:t>laranxa - negro - negro</w:t>
+        <w:t>laranxa - laranxa - negro</w:t>
       </w:r>
     </w:p>
     <w:p>
@@ -1466,16 +1466,6 @@
       <w:r>
         <w:t>b)</w:t>
         <w:tab/>
-        <w:t>vermello - vermello - marrón</w:t>
-      </w:r>
-    </w:p>
-    <w:p>
-      <w:pPr>
-        <w:pStyle w:val="Choice"/>
-      </w:pPr>
-      <w:r>
-        <w:t>c)</w:t>
-        <w:tab/>
         <w:t>vermello - marrón - marrón</w:t>
       </w:r>
     </w:p>
@@ -1484,9 +1474,19 @@
         <w:pStyle w:val="Choice"/>
       </w:pPr>
       <w:r>
+        <w:t>c)</w:t>
+        <w:tab/>
+        <w:t>vermello - vermello - vermello</w:t>
+      </w:r>
+    </w:p>
+    <w:p>
+      <w:pPr>
+        <w:pStyle w:val="Choice"/>
+      </w:pPr>
+      <w:r>
         <w:t>d)</w:t>
         <w:tab/>
-        <w:t>vermello - vermello - vermello</w:t>
+        <w:t>vermello - vermello - marrón</w:t>
       </w:r>
     </w:p>
     <w:p>
@@ -1543,16 +1543,6 @@
       <w:r>
         <w:t>a)</w:t>
         <w:tab/>
-        <w:t>marrón - negro - vermello</w:t>
-      </w:r>
-    </w:p>
-    <w:p>
-      <w:pPr>
-        <w:pStyle w:val="Choice"/>
-      </w:pPr>
-      <w:r>
-        <w:t>b)</w:t>
-        <w:tab/>
         <w:t>marrón - negro - amarelo</w:t>
       </w:r>
     </w:p>
@@ -1561,9 +1551,19 @@
         <w:pStyle w:val="Choice"/>
       </w:pPr>
       <w:r>
+        <w:t>b)</w:t>
+        <w:tab/>
+        <w:t>marrón - negro - marrón</w:t>
+      </w:r>
+    </w:p>
+    <w:p>
+      <w:pPr>
+        <w:pStyle w:val="Choice"/>
+      </w:pPr>
+      <w:r>
         <w:t>c)</w:t>
         <w:tab/>
-        <w:t>marrón - negro - marrón</w:t>
+        <w:t>marrón - negro - vermello</w:t>
       </w:r>
     </w:p>
     <w:p>
@@ -1630,6 +1630,26 @@
       <w:r>
         <w:t>a)</w:t>
         <w:tab/>
+        <w:t>marrón - negro - negro</w:t>
+      </w:r>
+    </w:p>
+    <w:p>
+      <w:pPr>
+        <w:pStyle w:val="Choice"/>
+      </w:pPr>
+      <w:r>
+        <w:t>b)</w:t>
+        <w:tab/>
+        <w:t>marrón - negro - laranxa</w:t>
+      </w:r>
+    </w:p>
+    <w:p>
+      <w:pPr>
+        <w:pStyle w:val="Choice"/>
+      </w:pPr>
+      <w:r>
+        <w:t>c)</w:t>
+        <w:tab/>
         <w:t>marrón - negro - amarelo</w:t>
       </w:r>
     </w:p>
@@ -1638,29 +1658,9 @@
         <w:pStyle w:val="Choice"/>
       </w:pPr>
       <w:r>
-        <w:t>b)</w:t>
-        <w:tab/>
-        <w:t>marrón - negro - negro</w:t>
-      </w:r>
-    </w:p>
-    <w:p>
-      <w:pPr>
-        <w:pStyle w:val="Choice"/>
-      </w:pPr>
-      <w:r>
-        <w:t>c)</w:t>
+        <w:t>d)</w:t>
         <w:tab/>
         <w:t>marrón - negro - vermello</w:t>
-      </w:r>
-    </w:p>
-    <w:p>
-      <w:pPr>
-        <w:pStyle w:val="Choice"/>
-      </w:pPr>
-      <w:r>
-        <w:t>d)</w:t>
-        <w:tab/>
-        <w:t>marrón - negro - laranxa</w:t>
       </w:r>
     </w:p>
     <w:p>
@@ -1727,16 +1727,6 @@
       <w:r>
         <w:t>b)</w:t>
         <w:tab/>
-        <w:t>marrón - negro - vermello</w:t>
-      </w:r>
-    </w:p>
-    <w:p>
-      <w:pPr>
-        <w:pStyle w:val="Choice"/>
-      </w:pPr>
-      <w:r>
-        <w:t>c)</w:t>
-        <w:tab/>
         <w:t>marrón  - negro - laranxa</w:t>
       </w:r>
     </w:p>
@@ -1745,9 +1735,19 @@
         <w:pStyle w:val="Choice"/>
       </w:pPr>
       <w:r>
+        <w:t>c)</w:t>
+        <w:tab/>
+        <w:t>marrón - negro - verde</w:t>
+      </w:r>
+    </w:p>
+    <w:p>
+      <w:pPr>
+        <w:pStyle w:val="Choice"/>
+      </w:pPr>
+      <w:r>
         <w:t>d)</w:t>
         <w:tab/>
-        <w:t>marrón - negro - verde</w:t>
+        <w:t>marrón - negro - vermello</w:t>
       </w:r>
     </w:p>
     <w:p>
@@ -1804,7 +1804,7 @@
       <w:r>
         <w:t>a)</w:t>
         <w:tab/>
-        <w:t>vermello - vermello - vermello</w:t>
+        <w:t>vermello - vermello - marrón</w:t>
       </w:r>
     </w:p>
     <w:p>
@@ -1824,7 +1824,7 @@
       <w:r>
         <w:t>c)</w:t>
         <w:tab/>
-        <w:t>vermello - vermello - marrón</w:t>
+        <w:t>vermello - vermello - laranxa</w:t>
       </w:r>
     </w:p>
     <w:p>
@@ -1834,7 +1834,7 @@
       <w:r>
         <w:t>d)</w:t>
         <w:tab/>
-        <w:t>vermello - vermello - laranxa</w:t>
+        <w:t>vermello - vermello - vermello</w:t>
       </w:r>
     </w:p>
     <w:p>
@@ -1901,6 +1901,16 @@
       <w:r>
         <w:t>b)</w:t>
         <w:tab/>
+        <w:t>amarelo - morado - marrón</w:t>
+      </w:r>
+    </w:p>
+    <w:p>
+      <w:pPr>
+        <w:pStyle w:val="Choice"/>
+      </w:pPr>
+      <w:r>
+        <w:t>c)</w:t>
+        <w:tab/>
         <w:t>marrón - amarelo - morado</w:t>
       </w:r>
     </w:p>
@@ -1909,19 +1919,9 @@
         <w:pStyle w:val="Choice"/>
       </w:pPr>
       <w:r>
-        <w:t>c)</w:t>
+        <w:t>d)</w:t>
         <w:tab/>
         <w:t>amarelo - marrón - morado</w:t>
-      </w:r>
-    </w:p>
-    <w:p>
-      <w:pPr>
-        <w:pStyle w:val="Choice"/>
-      </w:pPr>
-      <w:r>
-        <w:t>d)</w:t>
-        <w:tab/>
-        <w:t>amarelo - morado - marrón</w:t>
       </w:r>
     </w:p>
     <w:p>
@@ -1978,6 +1978,16 @@
       <w:r>
         <w:t>a)</w:t>
         <w:tab/>
+        <w:t>amarelo - morado - morado</w:t>
+      </w:r>
+    </w:p>
+    <w:p>
+      <w:pPr>
+        <w:pStyle w:val="Choice"/>
+      </w:pPr>
+      <w:r>
+        <w:t>b)</w:t>
+        <w:tab/>
         <w:t>amarelo - morado - amarelo</w:t>
       </w:r>
     </w:p>
@@ -1986,19 +1996,9 @@
         <w:pStyle w:val="Choice"/>
       </w:pPr>
       <w:r>
-        <w:t>b)</w:t>
+        <w:t>c)</w:t>
         <w:tab/>
         <w:t>amarelo - morado - laranxa</w:t>
-      </w:r>
-    </w:p>
-    <w:p>
-      <w:pPr>
-        <w:pStyle w:val="Choice"/>
-      </w:pPr>
-      <w:r>
-        <w:t>c)</w:t>
-        <w:tab/>
-        <w:t>amarelo - morado - morado</w:t>
       </w:r>
     </w:p>
     <w:p>
@@ -2065,7 +2065,7 @@
       <w:r>
         <w:t>a)</w:t>
         <w:tab/>
-        <w:t>marrón - negro - negro</w:t>
+        <w:t>marrón - marrón - marrón</w:t>
       </w:r>
     </w:p>
     <w:p>
@@ -2095,7 +2095,7 @@
       <w:r>
         <w:t>d)</w:t>
         <w:tab/>
-        <w:t>marrón - marrón - marrón</w:t>
+        <w:t>marrón - negro - negro</w:t>
       </w:r>
     </w:p>
     <w:p>
@@ -2113,7 +2113,7 @@
       <w:r>
         <w:t>a)</w:t>
         <w:tab/>
-        <w:t>entre 90 e 110 Ω</w:t>
+        <w:t>entre 97,5 e 102,5 Ω</w:t>
       </w:r>
     </w:p>
     <w:p>
@@ -2133,7 +2133,7 @@
       <w:r>
         <w:t>c)</w:t>
         <w:tab/>
-        <w:t>entre 95 e 105 Ω</w:t>
+        <w:t>entre 90 e 110 Ω</w:t>
       </w:r>
     </w:p>
     <w:p>
@@ -2143,7 +2143,7 @@
       <w:r>
         <w:t>d)</w:t>
         <w:tab/>
-        <w:t>entre 97,5 e 102,5 Ω</w:t>
+        <w:t>entre 95 e 105 Ω</w:t>
       </w:r>
     </w:p>
     <w:p>
@@ -2161,6 +2161,26 @@
       <w:r>
         <w:t>a)</w:t>
         <w:tab/>
+        <w:t>Entre 9800 e 10000 Ω</w:t>
+      </w:r>
+    </w:p>
+    <w:p>
+      <w:pPr>
+        <w:pStyle w:val="Choice"/>
+      </w:pPr>
+      <w:r>
+        <w:t>b)</w:t>
+        <w:tab/>
+        <w:t>Entre 8000 e 12000 Ω</w:t>
+      </w:r>
+    </w:p>
+    <w:p>
+      <w:pPr>
+        <w:pStyle w:val="Choice"/>
+      </w:pPr>
+      <w:r>
+        <w:t>c)</w:t>
+        <w:tab/>
         <w:t>Entre 9800 e 10200 Ω</w:t>
       </w:r>
     </w:p>
@@ -2169,33 +2189,13 @@
         <w:pStyle w:val="Choice"/>
       </w:pPr>
       <w:r>
-        <w:t>b)</w:t>
-        <w:tab/>
-        <w:t>Entre 9800 e 10000 Ω</w:t>
-      </w:r>
-    </w:p>
-    <w:p>
-      <w:pPr>
-        <w:pStyle w:val="Choice"/>
-      </w:pPr>
-      <w:r>
-        <w:t>c)</w:t>
+        <w:t>d)</w:t>
         <w:tab/>
         <w:t>Entre 9900 e 10100 Ω</w:t>
       </w:r>
     </w:p>
     <w:p>
       <w:pPr>
-        <w:pStyle w:val="Choice"/>
-      </w:pPr>
-      <w:r>
-        <w:t>d)</w:t>
-        <w:tab/>
-        <w:t>Entre 8000 e 12000 Ω</w:t>
-      </w:r>
-    </w:p>
-    <w:p>
-      <w:pPr>
         <w:pStyle w:val="ListNumber"/>
       </w:pPr>
       <w:r>
@@ -2209,6 +2209,16 @@
       <w:r>
         <w:t>a)</w:t>
         <w:tab/>
+        <w:t>Entre 209 e 231 Ω</w:t>
+      </w:r>
+    </w:p>
+    <w:p>
+      <w:pPr>
+        <w:pStyle w:val="Choice"/>
+      </w:pPr>
+      <w:r>
+        <w:t>b)</w:t>
+        <w:tab/>
         <w:t>Entre 198 e 242 Ω</w:t>
       </w:r>
     </w:p>
@@ -2217,7 +2227,7 @@
         <w:pStyle w:val="Choice"/>
       </w:pPr>
       <w:r>
-        <w:t>b)</w:t>
+        <w:t>c)</w:t>
         <w:tab/>
         <w:t>Entre 218 e 222 Ω</w:t>
       </w:r>
@@ -2227,19 +2237,9 @@
         <w:pStyle w:val="Choice"/>
       </w:pPr>
       <w:r>
-        <w:t>c)</w:t>
+        <w:t>d)</w:t>
         <w:tab/>
         <w:t>Entre 200 e 240 Ω</w:t>
-      </w:r>
-    </w:p>
-    <w:p>
-      <w:pPr>
-        <w:pStyle w:val="Choice"/>
-      </w:pPr>
-      <w:r>
-        <w:t>d)</w:t>
-        <w:tab/>
-        <w:t>Entre 209 e 231 Ω</w:t>
       </w:r>
     </w:p>
     <w:p>
@@ -2267,16 +2267,6 @@
       <w:r>
         <w:t>b)</w:t>
         <w:tab/>
-        <w:t>A súa tolerancia, en %</w:t>
-      </w:r>
-    </w:p>
-    <w:p>
-      <w:pPr>
-        <w:pStyle w:val="Choice"/>
-      </w:pPr>
-      <w:r>
-        <w:t>c)</w:t>
-        <w:tab/>
         <w:t>Indícame que ese lado vai a positivo</w:t>
       </w:r>
     </w:p>
@@ -2285,13 +2275,23 @@
         <w:pStyle w:val="Choice"/>
       </w:pPr>
       <w:r>
-        <w:t>d)</w:t>
+        <w:t>c)</w:t>
         <w:tab/>
         <w:t>Indícame que ese lado vai a negativo</w:t>
       </w:r>
     </w:p>
     <w:p>
       <w:pPr>
+        <w:pStyle w:val="Choice"/>
+      </w:pPr>
+      <w:r>
+        <w:t>d)</w:t>
+        <w:tab/>
+        <w:t>A súa tolerancia, en %</w:t>
+      </w:r>
+    </w:p>
+    <w:p>
+      <w:pPr>
         <w:pStyle w:val="ListNumber"/>
       </w:pPr>
       <w:r>
@@ -2305,6 +2305,16 @@
       <w:r>
         <w:t>a)</w:t>
         <w:tab/>
+        <w:t>A capacidade da resistencia para tolerar incrementos de voltaxe na súa alimentación.</w:t>
+      </w:r>
+    </w:p>
+    <w:p>
+      <w:pPr>
+        <w:pStyle w:val="Choice"/>
+      </w:pPr>
+      <w:r>
+        <w:t>b)</w:t>
+        <w:tab/>
         <w:t>A porcentaxe de valor desa resistencia en ohmnios</w:t>
       </w:r>
     </w:p>
@@ -2313,7 +2323,7 @@
         <w:pStyle w:val="Choice"/>
       </w:pPr>
       <w:r>
-        <w:t>b)</w:t>
+        <w:t>c)</w:t>
         <w:tab/>
         <w:t>A potencia máxima que poderá disipar esa resistencia en forma de calor</w:t>
       </w:r>
@@ -2323,23 +2333,13 @@
         <w:pStyle w:val="Choice"/>
       </w:pPr>
       <w:r>
-        <w:t>c)</w:t>
+        <w:t>d)</w:t>
         <w:tab/>
         <w:t>Un indicador do marxe de erro que podo atopar no valor desa resistencia</w:t>
       </w:r>
     </w:p>
     <w:p>
       <w:pPr>
-        <w:pStyle w:val="Choice"/>
-      </w:pPr>
-      <w:r>
-        <w:t>d)</w:t>
-        <w:tab/>
-        <w:t>A capacidade da resistencia para tolerar incrementos de voltaxe na súa alimentación.</w:t>
-      </w:r>
-    </w:p>
-    <w:p>
-      <w:pPr>
         <w:pStyle w:val="ListNumber"/>
       </w:pPr>
       <w:r>
@@ -2353,7 +2353,7 @@
       <w:r>
         <w:t>a)</w:t>
         <w:tab/>
-        <w:t>Unhas cores distintas nas súas tres primeiras franxas</w:t>
+        <w:t>Maior tamaño</w:t>
       </w:r>
     </w:p>
     <w:p>
@@ -2373,7 +2373,7 @@
       <w:r>
         <w:t>c)</w:t>
         <w:tab/>
-        <w:t>Unha cor distinta no "corpo" da resistencia</w:t>
+        <w:t>Unhas cores distintas nas súas tres primeiras franxas</w:t>
       </w:r>
     </w:p>
     <w:p>
@@ -2383,7 +2383,7 @@
       <w:r>
         <w:t>d)</w:t>
         <w:tab/>
-        <w:t>Maior tamaño</w:t>
+        <w:t>Unha cor distinta no "corpo" da resistencia</w:t>
       </w:r>
     </w:p>
     <w:p>

--- a/build/gal_electric_color_code_1.docx
+++ b/build/gal_electric_color_code_1.docx
@@ -7,7 +7,7 @@
         <w:pStyle w:val="Heading1"/>
       </w:pPr>
       <w:r>
-        <w:t>Electricity. valores resistencias.</w:t>
+        <w:t>Electricidade. valores resistencias.</w:t>
       </w:r>
     </w:p>
     <w:p>
@@ -64,7 +64,7 @@
       <w:r>
         <w:t>a)</w:t>
         <w:tab/>
-        <w:t>10 KΩ</w:t>
+        <w:t>10000 Ω</w:t>
       </w:r>
     </w:p>
     <w:p>
@@ -74,7 +74,7 @@
       <w:r>
         <w:t>b)</w:t>
         <w:tab/>
-        <w:t>10000 Ω</w:t>
+        <w:t>10 KΩ</w:t>
       </w:r>
     </w:p>
     <w:p>
@@ -151,7 +151,7 @@
       <w:r>
         <w:t>a)</w:t>
         <w:tab/>
-        <w:t>1 MΩ</w:t>
+        <w:t>100KΩ</w:t>
       </w:r>
     </w:p>
     <w:p>
@@ -160,16 +160,6 @@
       </w:pPr>
       <w:r>
         <w:t>b)</w:t>
-        <w:tab/>
-        <w:t>10000000 Ω</w:t>
-      </w:r>
-    </w:p>
-    <w:p>
-      <w:pPr>
-        <w:pStyle w:val="Choice"/>
-      </w:pPr>
-      <w:r>
-        <w:t>c)</w:t>
         <w:tab/>
         <w:t>10 MΩ</w:t>
       </w:r>
@@ -179,9 +169,19 @@
         <w:pStyle w:val="Choice"/>
       </w:pPr>
       <w:r>
+        <w:t>c)</w:t>
+        <w:tab/>
+        <w:t>1 MΩ</w:t>
+      </w:r>
+    </w:p>
+    <w:p>
+      <w:pPr>
+        <w:pStyle w:val="Choice"/>
+      </w:pPr>
+      <w:r>
         <w:t>d)</w:t>
         <w:tab/>
-        <w:t>100KΩ</w:t>
+        <w:t>10000000 Ω</w:t>
       </w:r>
     </w:p>
     <w:p>
@@ -238,7 +238,7 @@
       <w:r>
         <w:t>a)</w:t>
         <w:tab/>
-        <w:t>22 KΩ</w:t>
+        <w:t>220 Ω</w:t>
       </w:r>
     </w:p>
     <w:p>
@@ -258,7 +258,7 @@
       <w:r>
         <w:t>c)</w:t>
         <w:tab/>
-        <w:t>220 Ω</w:t>
+        <w:t>222 Ω</w:t>
       </w:r>
     </w:p>
     <w:p>
@@ -268,7 +268,7 @@
       <w:r>
         <w:t>d)</w:t>
         <w:tab/>
-        <w:t>222 Ω</w:t>
+        <w:t>22 KΩ</w:t>
       </w:r>
     </w:p>
     <w:p>
@@ -335,7 +335,7 @@
       <w:r>
         <w:t>b)</w:t>
         <w:tab/>
-        <w:t>270 Ω</w:t>
+        <w:t>272 Ω</w:t>
       </w:r>
     </w:p>
     <w:p>
@@ -355,7 +355,7 @@
       <w:r>
         <w:t>d)</w:t>
         <w:tab/>
-        <w:t>272 Ω</w:t>
+        <w:t>270 Ω</w:t>
       </w:r>
     </w:p>
     <w:p>
@@ -412,7 +412,7 @@
       <w:r>
         <w:t>a)</w:t>
         <w:tab/>
-        <w:t>3 Ω</w:t>
+        <w:t>3 KΩ</w:t>
       </w:r>
     </w:p>
     <w:p>
@@ -421,6 +421,16 @@
       </w:pPr>
       <w:r>
         <w:t>b)</w:t>
+        <w:tab/>
+        <w:t>0,3 Ω</w:t>
+      </w:r>
+    </w:p>
+    <w:p>
+      <w:pPr>
+        <w:pStyle w:val="Choice"/>
+      </w:pPr>
+      <w:r>
+        <w:t>c)</w:t>
         <w:tab/>
         <w:t>30 Ω</w:t>
       </w:r>
@@ -430,19 +440,9 @@
         <w:pStyle w:val="Choice"/>
       </w:pPr>
       <w:r>
-        <w:t>c)</w:t>
-        <w:tab/>
-        <w:t>0,3 Ω</w:t>
-      </w:r>
-    </w:p>
-    <w:p>
-      <w:pPr>
-        <w:pStyle w:val="Choice"/>
-      </w:pPr>
-      <w:r>
         <w:t>d)</w:t>
         <w:tab/>
-        <w:t>3 KΩ</w:t>
+        <w:t>3 Ω</w:t>
       </w:r>
     </w:p>
     <w:p>
@@ -499,16 +499,6 @@
       <w:r>
         <w:t>a)</w:t>
         <w:tab/>
-        <w:t>100 KΩ</w:t>
-      </w:r>
-    </w:p>
-    <w:p>
-      <w:pPr>
-        <w:pStyle w:val="Choice"/>
-      </w:pPr>
-      <w:r>
-        <w:t>b)</w:t>
-        <w:tab/>
         <w:t>10 KΩ</w:t>
       </w:r>
     </w:p>
@@ -517,7 +507,7 @@
         <w:pStyle w:val="Choice"/>
       </w:pPr>
       <w:r>
-        <w:t>c)</w:t>
+        <w:t>b)</w:t>
         <w:tab/>
         <w:t>1 KΩ</w:t>
       </w:r>
@@ -527,9 +517,19 @@
         <w:pStyle w:val="Choice"/>
       </w:pPr>
       <w:r>
+        <w:t>c)</w:t>
+        <w:tab/>
+        <w:t>103 Ω</w:t>
+      </w:r>
+    </w:p>
+    <w:p>
+      <w:pPr>
+        <w:pStyle w:val="Choice"/>
+      </w:pPr>
+      <w:r>
         <w:t>d)</w:t>
         <w:tab/>
-        <w:t>103 Ω</w:t>
+        <w:t>100 KΩ</w:t>
       </w:r>
     </w:p>
     <w:p>
@@ -586,7 +586,7 @@
       <w:r>
         <w:t>a)</w:t>
         <w:tab/>
-        <w:t>1,5 KΩ</w:t>
+        <w:t>1500 Ω</w:t>
       </w:r>
     </w:p>
     <w:p>
@@ -616,7 +616,7 @@
       <w:r>
         <w:t>d)</w:t>
         <w:tab/>
-        <w:t>1500 Ω</w:t>
+        <w:t>1,5 KΩ</w:t>
       </w:r>
     </w:p>
     <w:p>
@@ -760,16 +760,6 @@
       <w:r>
         <w:t>a)</w:t>
         <w:tab/>
-        <w:t>8200000Ω</w:t>
-      </w:r>
-    </w:p>
-    <w:p>
-      <w:pPr>
-        <w:pStyle w:val="Choice"/>
-      </w:pPr>
-      <w:r>
-        <w:t>b)</w:t>
-        <w:tab/>
         <w:t>820 MΩ</w:t>
       </w:r>
     </w:p>
@@ -778,9 +768,19 @@
         <w:pStyle w:val="Choice"/>
       </w:pPr>
       <w:r>
+        <w:t>b)</w:t>
+        <w:tab/>
+        <w:t>82000000 Ω</w:t>
+      </w:r>
+    </w:p>
+    <w:p>
+      <w:pPr>
+        <w:pStyle w:val="Choice"/>
+      </w:pPr>
+      <w:r>
         <w:t>c)</w:t>
         <w:tab/>
-        <w:t>82000000 Ω</w:t>
+        <w:t>8200000Ω</w:t>
       </w:r>
     </w:p>
     <w:p>
@@ -934,6 +934,26 @@
       <w:r>
         <w:t>a)</w:t>
         <w:tab/>
+        <w:t>220 Ω</w:t>
+      </w:r>
+    </w:p>
+    <w:p>
+      <w:pPr>
+        <w:pStyle w:val="Choice"/>
+      </w:pPr>
+      <w:r>
+        <w:t>b)</w:t>
+        <w:tab/>
+        <w:t>222 Ω</w:t>
+      </w:r>
+    </w:p>
+    <w:p>
+      <w:pPr>
+        <w:pStyle w:val="Choice"/>
+      </w:pPr>
+      <w:r>
+        <w:t>c)</w:t>
+        <w:tab/>
         <w:t>2,2KΩ</w:t>
       </w:r>
     </w:p>
@@ -942,29 +962,9 @@
         <w:pStyle w:val="Choice"/>
       </w:pPr>
       <w:r>
-        <w:t>b)</w:t>
+        <w:t>d)</w:t>
         <w:tab/>
         <w:t>22 Ω</w:t>
-      </w:r>
-    </w:p>
-    <w:p>
-      <w:pPr>
-        <w:pStyle w:val="Choice"/>
-      </w:pPr>
-      <w:r>
-        <w:t>c)</w:t>
-        <w:tab/>
-        <w:t>220 Ω</w:t>
-      </w:r>
-    </w:p>
-    <w:p>
-      <w:pPr>
-        <w:pStyle w:val="Choice"/>
-      </w:pPr>
-      <w:r>
-        <w:t>d)</w:t>
-        <w:tab/>
-        <w:t>222 Ω</w:t>
       </w:r>
     </w:p>
     <w:p>
@@ -1031,16 +1031,6 @@
       <w:r>
         <w:t>b)</w:t>
         <w:tab/>
-        <w:t>3,3 KΩ</w:t>
-      </w:r>
-    </w:p>
-    <w:p>
-      <w:pPr>
-        <w:pStyle w:val="Choice"/>
-      </w:pPr>
-      <w:r>
-        <w:t>c)</w:t>
-        <w:tab/>
         <w:t>33 Ω</w:t>
       </w:r>
     </w:p>
@@ -1049,9 +1039,19 @@
         <w:pStyle w:val="Choice"/>
       </w:pPr>
       <w:r>
+        <w:t>c)</w:t>
+        <w:tab/>
+        <w:t>330 Ω</w:t>
+      </w:r>
+    </w:p>
+    <w:p>
+      <w:pPr>
+        <w:pStyle w:val="Choice"/>
+      </w:pPr>
+      <w:r>
         <w:t>d)</w:t>
         <w:tab/>
-        <w:t>330 Ω</w:t>
+        <w:t>3,3 KΩ</w:t>
       </w:r>
     </w:p>
     <w:p>
@@ -1108,6 +1108,26 @@
       <w:r>
         <w:t>a)</w:t>
         <w:tab/>
+        <w:t>4,7 KΩ</w:t>
+      </w:r>
+    </w:p>
+    <w:p>
+      <w:pPr>
+        <w:pStyle w:val="Choice"/>
+      </w:pPr>
+      <w:r>
+        <w:t>b)</w:t>
+        <w:tab/>
+        <w:t>470 KΩ</w:t>
+      </w:r>
+    </w:p>
+    <w:p>
+      <w:pPr>
+        <w:pStyle w:val="Choice"/>
+      </w:pPr>
+      <w:r>
+        <w:t>c)</w:t>
+        <w:tab/>
         <w:t>471000 Ω</w:t>
       </w:r>
     </w:p>
@@ -1116,29 +1136,9 @@
         <w:pStyle w:val="Choice"/>
       </w:pPr>
       <w:r>
-        <w:t>b)</w:t>
-        <w:tab/>
-        <w:t>4,7 KΩ</w:t>
-      </w:r>
-    </w:p>
-    <w:p>
-      <w:pPr>
-        <w:pStyle w:val="Choice"/>
-      </w:pPr>
-      <w:r>
-        <w:t>c)</w:t>
+        <w:t>d)</w:t>
         <w:tab/>
         <w:t>47 KΩ</w:t>
-      </w:r>
-    </w:p>
-    <w:p>
-      <w:pPr>
-        <w:pStyle w:val="Choice"/>
-      </w:pPr>
-      <w:r>
-        <w:t>d)</w:t>
-        <w:tab/>
-        <w:t>470 KΩ</w:t>
       </w:r>
     </w:p>
     <w:p>
@@ -1195,6 +1195,16 @@
       <w:r>
         <w:t>a)</w:t>
         <w:tab/>
+        <w:t>47 Ω</w:t>
+      </w:r>
+    </w:p>
+    <w:p>
+      <w:pPr>
+        <w:pStyle w:val="Choice"/>
+      </w:pPr>
+      <w:r>
+        <w:t>b)</w:t>
+        <w:tab/>
         <w:t>47 KΩ</w:t>
       </w:r>
     </w:p>
@@ -1203,9 +1213,9 @@
         <w:pStyle w:val="Choice"/>
       </w:pPr>
       <w:r>
-        <w:t>b)</w:t>
+        <w:t>c)</w:t>
         <w:tab/>
-        <w:t>470 Ω</w:t>
+        <w:t>47 MΩ</w:t>
       </w:r>
     </w:p>
     <w:p>
@@ -1213,19 +1223,9 @@
         <w:pStyle w:val="Choice"/>
       </w:pPr>
       <w:r>
-        <w:t>c)</w:t>
-        <w:tab/>
-        <w:t>47 Ω</w:t>
-      </w:r>
-    </w:p>
-    <w:p>
-      <w:pPr>
-        <w:pStyle w:val="Choice"/>
-      </w:pPr>
-      <w:r>
         <w:t>d)</w:t>
         <w:tab/>
-        <w:t>47 MΩ</w:t>
+        <w:t>470 Ω</w:t>
       </w:r>
     </w:p>
     <w:p>
@@ -1282,6 +1282,16 @@
       <w:r>
         <w:t>a)</w:t>
         <w:tab/>
+        <w:t>laranxa - laranxa - negro</w:t>
+      </w:r>
+    </w:p>
+    <w:p>
+      <w:pPr>
+        <w:pStyle w:val="Choice"/>
+      </w:pPr>
+      <w:r>
+        <w:t>b)</w:t>
+        <w:tab/>
         <w:t>vermello - laranxa - marrón</w:t>
       </w:r>
     </w:p>
@@ -1290,19 +1300,9 @@
         <w:pStyle w:val="Choice"/>
       </w:pPr>
       <w:r>
-        <w:t>b)</w:t>
+        <w:t>c)</w:t>
         <w:tab/>
         <w:t>laranxa - marrón - laranxa</w:t>
-      </w:r>
-    </w:p>
-    <w:p>
-      <w:pPr>
-        <w:pStyle w:val="Choice"/>
-      </w:pPr>
-      <w:r>
-        <w:t>c)</w:t>
-        <w:tab/>
-        <w:t>laranxa - laranxa - negro</w:t>
       </w:r>
     </w:p>
     <w:p>
@@ -1369,7 +1369,7 @@
       <w:r>
         <w:t>a)</w:t>
         <w:tab/>
-        <w:t>laranxa - negro - laranxa</w:t>
+        <w:t>laranxa - laranxa - branco</w:t>
       </w:r>
     </w:p>
     <w:p>
@@ -1389,7 +1389,7 @@
       <w:r>
         <w:t>c)</w:t>
         <w:tab/>
-        <w:t>laranxa - laranxa - negro</w:t>
+        <w:t>laranxa - negro - laranxa</w:t>
       </w:r>
     </w:p>
     <w:p>
@@ -1399,7 +1399,7 @@
       <w:r>
         <w:t>d)</w:t>
         <w:tab/>
-        <w:t>laranxa - laranxa - branco</w:t>
+        <w:t>laranxa - laranxa - negro</w:t>
       </w:r>
     </w:p>
     <w:p>
@@ -1456,6 +1456,26 @@
       <w:r>
         <w:t>a)</w:t>
         <w:tab/>
+        <w:t>vermello - vermello - vermello</w:t>
+      </w:r>
+    </w:p>
+    <w:p>
+      <w:pPr>
+        <w:pStyle w:val="Choice"/>
+      </w:pPr>
+      <w:r>
+        <w:t>b)</w:t>
+        <w:tab/>
+        <w:t>vermello - vermello - marrón</w:t>
+      </w:r>
+    </w:p>
+    <w:p>
+      <w:pPr>
+        <w:pStyle w:val="Choice"/>
+      </w:pPr>
+      <w:r>
+        <w:t>c)</w:t>
+        <w:tab/>
         <w:t>vermello - vermello - negro</w:t>
       </w:r>
     </w:p>
@@ -1464,29 +1484,9 @@
         <w:pStyle w:val="Choice"/>
       </w:pPr>
       <w:r>
-        <w:t>b)</w:t>
+        <w:t>d)</w:t>
         <w:tab/>
         <w:t>vermello - marrón - marrón</w:t>
-      </w:r>
-    </w:p>
-    <w:p>
-      <w:pPr>
-        <w:pStyle w:val="Choice"/>
-      </w:pPr>
-      <w:r>
-        <w:t>c)</w:t>
-        <w:tab/>
-        <w:t>vermello - vermello - vermello</w:t>
-      </w:r>
-    </w:p>
-    <w:p>
-      <w:pPr>
-        <w:pStyle w:val="Choice"/>
-      </w:pPr>
-      <w:r>
-        <w:t>d)</w:t>
-        <w:tab/>
-        <w:t>vermello - vermello - marrón</w:t>
       </w:r>
     </w:p>
     <w:p>
@@ -1543,7 +1543,7 @@
       <w:r>
         <w:t>a)</w:t>
         <w:tab/>
-        <w:t>marrón - negro - amarelo</w:t>
+        <w:t>marrón - negro - vermello</w:t>
       </w:r>
     </w:p>
     <w:p>
@@ -1563,7 +1563,7 @@
       <w:r>
         <w:t>c)</w:t>
         <w:tab/>
-        <w:t>marrón - negro - vermello</w:t>
+        <w:t>marrón - negro - amarelo</w:t>
       </w:r>
     </w:p>
     <w:p>
@@ -1630,6 +1630,16 @@
       <w:r>
         <w:t>a)</w:t>
         <w:tab/>
+        <w:t>marrón - negro - vermello</w:t>
+      </w:r>
+    </w:p>
+    <w:p>
+      <w:pPr>
+        <w:pStyle w:val="Choice"/>
+      </w:pPr>
+      <w:r>
+        <w:t>b)</w:t>
+        <w:tab/>
         <w:t>marrón - negro - negro</w:t>
       </w:r>
     </w:p>
@@ -1638,7 +1648,7 @@
         <w:pStyle w:val="Choice"/>
       </w:pPr>
       <w:r>
-        <w:t>b)</w:t>
+        <w:t>c)</w:t>
         <w:tab/>
         <w:t>marrón - negro - laranxa</w:t>
       </w:r>
@@ -1648,19 +1658,9 @@
         <w:pStyle w:val="Choice"/>
       </w:pPr>
       <w:r>
-        <w:t>c)</w:t>
+        <w:t>d)</w:t>
         <w:tab/>
         <w:t>marrón - negro - amarelo</w:t>
-      </w:r>
-    </w:p>
-    <w:p>
-      <w:pPr>
-        <w:pStyle w:val="Choice"/>
-      </w:pPr>
-      <w:r>
-        <w:t>d)</w:t>
-        <w:tab/>
-        <w:t>marrón - negro - vermello</w:t>
       </w:r>
     </w:p>
     <w:p>
@@ -1804,7 +1804,7 @@
       <w:r>
         <w:t>a)</w:t>
         <w:tab/>
-        <w:t>vermello - vermello - marrón</w:t>
+        <w:t>vermello - vermello - laranxa</w:t>
       </w:r>
     </w:p>
     <w:p>
@@ -1824,7 +1824,7 @@
       <w:r>
         <w:t>c)</w:t>
         <w:tab/>
-        <w:t>vermello - vermello - laranxa</w:t>
+        <w:t>vermello - vermello - vermello</w:t>
       </w:r>
     </w:p>
     <w:p>
@@ -1834,7 +1834,7 @@
       <w:r>
         <w:t>d)</w:t>
         <w:tab/>
-        <w:t>vermello - vermello - vermello</w:t>
+        <w:t>vermello - vermello - marrón</w:t>
       </w:r>
     </w:p>
     <w:p>
@@ -1891,16 +1891,6 @@
       <w:r>
         <w:t>a)</w:t>
         <w:tab/>
-        <w:t>morado - amarelo - marrón</w:t>
-      </w:r>
-    </w:p>
-    <w:p>
-      <w:pPr>
-        <w:pStyle w:val="Choice"/>
-      </w:pPr>
-      <w:r>
-        <w:t>b)</w:t>
-        <w:tab/>
         <w:t>amarelo - morado - marrón</w:t>
       </w:r>
     </w:p>
@@ -1909,7 +1899,7 @@
         <w:pStyle w:val="Choice"/>
       </w:pPr>
       <w:r>
-        <w:t>c)</w:t>
+        <w:t>b)</w:t>
         <w:tab/>
         <w:t>marrón - amarelo - morado</w:t>
       </w:r>
@@ -1919,9 +1909,19 @@
         <w:pStyle w:val="Choice"/>
       </w:pPr>
       <w:r>
+        <w:t>c)</w:t>
+        <w:tab/>
+        <w:t>amarelo - marrón - morado</w:t>
+      </w:r>
+    </w:p>
+    <w:p>
+      <w:pPr>
+        <w:pStyle w:val="Choice"/>
+      </w:pPr>
+      <w:r>
         <w:t>d)</w:t>
         <w:tab/>
-        <w:t>amarelo - marrón - morado</w:t>
+        <w:t>morado - amarelo - marrón</w:t>
       </w:r>
     </w:p>
     <w:p>
@@ -1978,7 +1978,7 @@
       <w:r>
         <w:t>a)</w:t>
         <w:tab/>
-        <w:t>amarelo - morado - morado</w:t>
+        <w:t>amarelo - morado - laranxa</w:t>
       </w:r>
     </w:p>
     <w:p>
@@ -1998,7 +1998,7 @@
       <w:r>
         <w:t>c)</w:t>
         <w:tab/>
-        <w:t>amarelo - morado - laranxa</w:t>
+        <w:t>amarelo - morado - vermello</w:t>
       </w:r>
     </w:p>
     <w:p>
@@ -2008,7 +2008,7 @@
       <w:r>
         <w:t>d)</w:t>
         <w:tab/>
-        <w:t>amarelo - morado - vermello</w:t>
+        <w:t>amarelo - morado - morado</w:t>
       </w:r>
     </w:p>
     <w:p>
@@ -2123,6 +2123,16 @@
       <w:r>
         <w:t>b)</w:t>
         <w:tab/>
+        <w:t>entre 95 e 105 Ω</w:t>
+      </w:r>
+    </w:p>
+    <w:p>
+      <w:pPr>
+        <w:pStyle w:val="Choice"/>
+      </w:pPr>
+      <w:r>
+        <w:t>c)</w:t>
+        <w:tab/>
         <w:t>entre 100 e 105 Ω</w:t>
       </w:r>
     </w:p>
@@ -2131,23 +2141,13 @@
         <w:pStyle w:val="Choice"/>
       </w:pPr>
       <w:r>
-        <w:t>c)</w:t>
+        <w:t>d)</w:t>
         <w:tab/>
         <w:t>entre 90 e 110 Ω</w:t>
       </w:r>
     </w:p>
     <w:p>
       <w:pPr>
-        <w:pStyle w:val="Choice"/>
-      </w:pPr>
-      <w:r>
-        <w:t>d)</w:t>
-        <w:tab/>
-        <w:t>entre 95 e 105 Ω</w:t>
-      </w:r>
-    </w:p>
-    <w:p>
-      <w:pPr>
         <w:pStyle w:val="ListNumber"/>
       </w:pPr>
       <w:r>
@@ -2161,6 +2161,26 @@
       <w:r>
         <w:t>a)</w:t>
         <w:tab/>
+        <w:t>Entre 9800 e 10200 Ω</w:t>
+      </w:r>
+    </w:p>
+    <w:p>
+      <w:pPr>
+        <w:pStyle w:val="Choice"/>
+      </w:pPr>
+      <w:r>
+        <w:t>b)</w:t>
+        <w:tab/>
+        <w:t>Entre 9900 e 10100 Ω</w:t>
+      </w:r>
+    </w:p>
+    <w:p>
+      <w:pPr>
+        <w:pStyle w:val="Choice"/>
+      </w:pPr>
+      <w:r>
+        <w:t>c)</w:t>
+        <w:tab/>
         <w:t>Entre 9800 e 10000 Ω</w:t>
       </w:r>
     </w:p>
@@ -2169,33 +2189,13 @@
         <w:pStyle w:val="Choice"/>
       </w:pPr>
       <w:r>
-        <w:t>b)</w:t>
+        <w:t>d)</w:t>
         <w:tab/>
         <w:t>Entre 8000 e 12000 Ω</w:t>
       </w:r>
     </w:p>
     <w:p>
       <w:pPr>
-        <w:pStyle w:val="Choice"/>
-      </w:pPr>
-      <w:r>
-        <w:t>c)</w:t>
-        <w:tab/>
-        <w:t>Entre 9800 e 10200 Ω</w:t>
-      </w:r>
-    </w:p>
-    <w:p>
-      <w:pPr>
-        <w:pStyle w:val="Choice"/>
-      </w:pPr>
-      <w:r>
-        <w:t>d)</w:t>
-        <w:tab/>
-        <w:t>Entre 9900 e 10100 Ω</w:t>
-      </w:r>
-    </w:p>
-    <w:p>
-      <w:pPr>
         <w:pStyle w:val="ListNumber"/>
       </w:pPr>
       <w:r>
@@ -2209,6 +2209,16 @@
       <w:r>
         <w:t>a)</w:t>
         <w:tab/>
+        <w:t>Entre 200 e 240 Ω</w:t>
+      </w:r>
+    </w:p>
+    <w:p>
+      <w:pPr>
+        <w:pStyle w:val="Choice"/>
+      </w:pPr>
+      <w:r>
+        <w:t>b)</w:t>
+        <w:tab/>
         <w:t>Entre 209 e 231 Ω</w:t>
       </w:r>
     </w:p>
@@ -2217,7 +2227,7 @@
         <w:pStyle w:val="Choice"/>
       </w:pPr>
       <w:r>
-        <w:t>b)</w:t>
+        <w:t>c)</w:t>
         <w:tab/>
         <w:t>Entre 198 e 242 Ω</w:t>
       </w:r>
@@ -2227,19 +2237,9 @@
         <w:pStyle w:val="Choice"/>
       </w:pPr>
       <w:r>
-        <w:t>c)</w:t>
+        <w:t>d)</w:t>
         <w:tab/>
         <w:t>Entre 218 e 222 Ω</w:t>
-      </w:r>
-    </w:p>
-    <w:p>
-      <w:pPr>
-        <w:pStyle w:val="Choice"/>
-      </w:pPr>
-      <w:r>
-        <w:t>d)</w:t>
-        <w:tab/>
-        <w:t>Entre 200 e 240 Ω</w:t>
       </w:r>
     </w:p>
     <w:p>
@@ -2277,7 +2277,7 @@
       <w:r>
         <w:t>c)</w:t>
         <w:tab/>
-        <w:t>Indícame que ese lado vai a negativo</w:t>
+        <w:t>A súa tolerancia, en %</w:t>
       </w:r>
     </w:p>
     <w:p>
@@ -2287,7 +2287,7 @@
       <w:r>
         <w:t>d)</w:t>
         <w:tab/>
-        <w:t>A súa tolerancia, en %</w:t>
+        <w:t>Indícame que ese lado vai a negativo</w:t>
       </w:r>
     </w:p>
     <w:p>
@@ -2305,7 +2305,7 @@
       <w:r>
         <w:t>a)</w:t>
         <w:tab/>
-        <w:t>A capacidade da resistencia para tolerar incrementos de voltaxe na súa alimentación.</w:t>
+        <w:t>Un indicador do marxe de erro que podo atopar no valor desa resistencia</w:t>
       </w:r>
     </w:p>
     <w:p>
@@ -2314,16 +2314,6 @@
       </w:pPr>
       <w:r>
         <w:t>b)</w:t>
-        <w:tab/>
-        <w:t>A porcentaxe de valor desa resistencia en ohmnios</w:t>
-      </w:r>
-    </w:p>
-    <w:p>
-      <w:pPr>
-        <w:pStyle w:val="Choice"/>
-      </w:pPr>
-      <w:r>
-        <w:t>c)</w:t>
         <w:tab/>
         <w:t>A potencia máxima que poderá disipar esa resistencia en forma de calor</w:t>
       </w:r>
@@ -2333,9 +2323,19 @@
         <w:pStyle w:val="Choice"/>
       </w:pPr>
       <w:r>
+        <w:t>c)</w:t>
+        <w:tab/>
+        <w:t>A capacidade da resistencia para tolerar incrementos de voltaxe na súa alimentación.</w:t>
+      </w:r>
+    </w:p>
+    <w:p>
+      <w:pPr>
+        <w:pStyle w:val="Choice"/>
+      </w:pPr>
+      <w:r>
         <w:t>d)</w:t>
         <w:tab/>
-        <w:t>Un indicador do marxe de erro que podo atopar no valor desa resistencia</w:t>
+        <w:t>A porcentaxe de valor desa resistencia en ohmnios</w:t>
       </w:r>
     </w:p>
     <w:p>
@@ -2363,7 +2363,7 @@
       <w:r>
         <w:t>b)</w:t>
         <w:tab/>
-        <w:t>Unha cor distinta na súa cuarta franxa</w:t>
+        <w:t>Unha cor distinta no "corpo" da resistencia</w:t>
       </w:r>
     </w:p>
     <w:p>
@@ -2383,7 +2383,7 @@
       <w:r>
         <w:t>d)</w:t>
         <w:tab/>
-        <w:t>Unha cor distinta no "corpo" da resistencia</w:t>
+        <w:t>Unha cor distinta na súa cuarta franxa</w:t>
       </w:r>
     </w:p>
     <w:p>
@@ -2411,7 +2411,7 @@
       <w:r>
         <w:t>b)</w:t>
         <w:tab/>
-        <w:t>A precisión que podo agardar no valor desa resistencia</w:t>
+        <w:t>O erro, en porcentaxe, que me podo atopar respecto á lonxitude desa resistencia</w:t>
       </w:r>
     </w:p>
     <w:p>
@@ -2431,7 +2431,7 @@
       <w:r>
         <w:t>d)</w:t>
         <w:tab/>
-        <w:t>O erro, en porcentaxe, que me podo atopar respecto á lonxitude desa resistencia</w:t>
+        <w:t>A precisión que podo agardar no valor desa resistencia</w:t>
       </w:r>
     </w:p>
     <w:sectPr>
